--- a/api/templates/will_template.docx
+++ b/api/templates/will_template.docx
@@ -224,6 +224,11 @@
       <w:r>
         <w:lastRenderedPageBreak/>
         <w:t>Assembly of 1963, Tennessee Code Annotated §35-4-101 et seq. to §35-4-121, granting to my Executor full power to do all things therein provided.</w:t>
+      </w:r>
+    </w:p>
+    <w:p>
+      <w:r>
+        <w:t>##INSERT_EXECUTOR_EXTRA##</w:t>
       </w:r>
     </w:p>
     <w:p>

--- a/api/templates/will_template.docx
+++ b/api/templates/will_template.docx
@@ -75,6 +75,11 @@
       </w:pPr>
       <w:r>
         <w:t>Article III - Disposition of Property</w:t>
+      </w:r>
+    </w:p>
+    <w:p>
+      <w:r>
+        <w:t>##INSERT_SPECIFIC_BEQUESTS##</w:t>
       </w:r>
     </w:p>
     <w:p>
